--- a/backend/static/MoneyRules_Template.docx
+++ b/backend/static/MoneyRules_Template.docx
@@ -5,33 +5,116 @@
     <w:p/>
     <w:p/>
     <w:p/>
-    <w:p/>
-    <w:p/>
     <w:p>
       <w:pPr>
+        <w:spacing w:after="480"/>
+        <w:jc w:val="center"/>
+        <w:pBdr>
+          <w:bottom w:val="single" w:sz="6" w:space="1" w:color="4C1D95"/>
+        </w:pBdr>
+      </w:pPr>
+    </w:p>
+    <w:p>
+      <w:pPr>
+        <w:spacing w:after="80"/>
         <w:jc w:val="center"/>
       </w:pPr>
       <w:r>
         <w:rPr>
+          <w:rFonts w:ascii="Georgia" w:hAnsi="Georgia"/>
           <w:b/>
+          <w:color w:val="BE185D"/>
+          <w:sz w:val="20"/>
+        </w:rPr>
+        <w:t>M O N E Y R U L E S   S E R I E S</w:t>
+      </w:r>
+    </w:p>
+    <w:p>
+      <w:pPr>
+        <w:spacing w:after="160"/>
+        <w:jc w:val="center"/>
+      </w:pPr>
+      <w:r>
+        <w:rPr>
+          <w:rFonts w:ascii="Georgia" w:hAnsi="Georgia"/>
+          <w:b/>
+          <w:color w:val="4C1D95"/>
+          <w:sz w:val="72"/>
+        </w:rPr>
+        <w:t>[Your Title Here]</w:t>
+      </w:r>
+    </w:p>
+    <w:p>
+      <w:pPr>
+        <w:spacing w:after="120"/>
+        <w:jc w:val="center"/>
+      </w:pPr>
+      <w:r>
+        <w:rPr>
+          <w:rFonts w:ascii="Georgia" w:hAnsi="Georgia"/>
+          <w:i/>
           <w:color w:val="DB2777"/>
-          <w:sz w:val="28"/>
+          <w:sz w:val="30"/>
         </w:rPr>
-        <w:t>MONEYRULES SERIES</w:t>
+        <w:t>[Your Subtitle Here]</w:t>
       </w:r>
     </w:p>
     <w:p/>
     <w:p>
       <w:pPr>
+        <w:spacing w:after="80"/>
         <w:jc w:val="center"/>
       </w:pPr>
       <w:r>
         <w:rPr>
+          <w:rFonts w:ascii="Georgia" w:hAnsi="Georgia"/>
+          <w:i/>
+          <w:color w:val="64748B"/>
+          <w:sz w:val="20"/>
+        </w:rPr>
+        <w:t>[Your tagline or description]</w:t>
+      </w:r>
+    </w:p>
+    <w:p>
+      <w:pPr>
+        <w:jc w:val="center"/>
+        <w:pBdr>
+          <w:top w:val="single" w:sz="6" w:space="1" w:color="4C1D95"/>
+        </w:pBdr>
+      </w:pPr>
+    </w:p>
+    <w:p/>
+    <w:p/>
+    <w:p/>
+    <w:p/>
+    <w:p>
+      <w:pPr>
+        <w:spacing w:after="40"/>
+        <w:jc w:val="center"/>
+      </w:pPr>
+      <w:r>
+        <w:rPr>
+          <w:rFonts w:ascii="Georgia" w:hAnsi="Georgia"/>
+          <w:i/>
+          <w:color w:val="64748B"/>
+          <w:sz w:val="18"/>
+        </w:rPr>
+        <w:t>Brought to you by</w:t>
+      </w:r>
+    </w:p>
+    <w:p>
+      <w:pPr>
+        <w:spacing w:after="40"/>
+        <w:jc w:val="center"/>
+      </w:pPr>
+      <w:r>
+        <w:rPr>
+          <w:rFonts w:ascii="Georgia" w:hAnsi="Georgia"/>
           <w:b/>
-          <w:color w:val="6B21A8"/>
-          <w:sz w:val="80"/>
+          <w:color w:val="4C1D95"/>
+          <w:sz w:val="28"/>
         </w:rPr>
-        <w:t>[YOUR TITLE HERE]</w:t>
+        <w:t>Income Online</w:t>
       </w:r>
     </w:p>
     <w:p>
@@ -40,52 +123,9 @@
       </w:pPr>
       <w:r>
         <w:rPr>
-          <w:color w:val="DB2777"/>
-          <w:sz w:val="36"/>
-        </w:rPr>
-        <w:t>[Your Subtitle Here]</w:t>
-      </w:r>
-    </w:p>
-    <w:p/>
-    <w:p>
-      <w:pPr>
-        <w:jc w:val="center"/>
-      </w:pPr>
-      <w:r>
-        <w:rPr>
-          <w:i/>
-          <w:color w:val="4B5563"/>
-          <w:sz w:val="24"/>
-        </w:rPr>
-        <w:t>[Your tagline or description]</w:t>
-      </w:r>
-    </w:p>
-    <w:p/>
-    <w:p/>
-    <w:p/>
-    <w:p/>
-    <w:p/>
-    <w:p>
-      <w:pPr>
-        <w:jc w:val="center"/>
-      </w:pPr>
-      <w:r>
-        <w:rPr>
-          <w:b/>
-          <w:color w:val="6B21A8"/>
-          <w:sz w:val="28"/>
-        </w:rPr>
-        <w:t>Brought to you by Income Online</w:t>
-      </w:r>
-    </w:p>
-    <w:p>
-      <w:pPr>
-        <w:jc w:val="center"/>
-      </w:pPr>
-      <w:r>
-        <w:rPr>
-          <w:color w:val="EA580C"/>
-          <w:sz w:val="22"/>
+          <w:rFonts w:ascii="Georgia" w:hAnsi="Georgia"/>
+          <w:color w:val="BE185D"/>
+          <w:sz w:val="18"/>
         </w:rPr>
         <w:t>www.incomeonline.info</w:t>
       </w:r>
@@ -100,39 +140,37 @@
         <w:pStyle w:val="Heading1"/>
       </w:pPr>
       <w:r>
-        <w:rPr>
-          <w:color w:val="6B21A8"/>
-          <w:sz w:val="52"/>
-        </w:rPr>
         <w:t>Chapter 1 — Heading Example</w:t>
       </w:r>
     </w:p>
     <w:p>
       <w:pPr>
-        <w:spacing w:after="160" w:line="336" w:lineRule="auto"/>
+        <w:spacing w:after="140" w:line="336" w:lineRule="auto"/>
       </w:pPr>
       <w:r>
         <w:rPr>
+          <w:rFonts w:ascii="Georgia" w:hAnsi="Georgia"/>
           <w:b w:val="0"/>
           <w:i w:val="0"/>
-          <w:color w:val="1E1B4B"/>
-          <w:sz w:val="22"/>
+          <w:color w:val="33333D"/>
+          <w:sz w:val="21"/>
         </w:rPr>
-        <w:t>This is the MoneyRules branded template. It includes pink/purple page borders, automatic page numbers on the bottom-left, and "www.incomeonline.info" branding on the bottom-right of every page.</w:t>
+        <w:t>This is the MoneyRules branded template. It features professional double-line page borders with a shadow effect, Georgia serif typography for a published feel, automatic page numbers, and Income Online branding on every page.</w:t>
       </w:r>
     </w:p>
     <w:p>
       <w:pPr>
-        <w:spacing w:after="160" w:line="336" w:lineRule="auto"/>
+        <w:spacing w:after="140" w:line="336" w:lineRule="auto"/>
       </w:pPr>
       <w:r>
         <w:rPr>
+          <w:rFonts w:ascii="Georgia" w:hAnsi="Georgia"/>
           <w:b w:val="0"/>
           <w:i w:val="0"/>
-          <w:color w:val="1E1B4B"/>
-          <w:sz w:val="22"/>
+          <w:color w:val="33333D"/>
+          <w:sz w:val="21"/>
         </w:rPr>
-        <w:t>Replace this text with your own content. Use the heading styles and body text formatting shown here to maintain a consistent look across all MoneyRules guides.</w:t>
+        <w:t>Replace this text with your own content. Use the heading styles and body text formatting shown here to maintain a consistent, professional look across all MoneyRules guides.</w:t>
       </w:r>
     </w:p>
     <w:p>
@@ -140,25 +178,22 @@
         <w:pStyle w:val="Heading2"/>
       </w:pPr>
       <w:r>
-        <w:rPr>
-          <w:color w:val="DB2777"/>
-          <w:sz w:val="36"/>
-        </w:rPr>
         <w:t>Sub-heading Example</w:t>
       </w:r>
     </w:p>
     <w:p>
       <w:pPr>
-        <w:spacing w:after="160" w:line="336" w:lineRule="auto"/>
+        <w:spacing w:after="140" w:line="336" w:lineRule="auto"/>
       </w:pPr>
       <w:r>
         <w:rPr>
+          <w:rFonts w:ascii="Georgia" w:hAnsi="Georgia"/>
           <w:b w:val="0"/>
           <w:i w:val="0"/>
-          <w:color w:val="1E1B4B"/>
-          <w:sz w:val="22"/>
+          <w:color w:val="33333D"/>
+          <w:sz w:val="21"/>
         </w:rPr>
-        <w:t>Sub-headings appear in pink. Use them to break up sections within a chapter.</w:t>
+        <w:t>Second-level headings appear in a refined pink tone. Use them to break sections within a chapter into logical segments that guide the reader through your material.</w:t>
       </w:r>
     </w:p>
     <w:p>
@@ -166,25 +201,22 @@
         <w:pStyle w:val="Heading3"/>
       </w:pPr>
       <w:r>
-        <w:rPr>
-          <w:color w:val="EA580C"/>
-          <w:sz w:val="28"/>
-        </w:rPr>
         <w:t>Smaller Heading</w:t>
       </w:r>
     </w:p>
     <w:p>
       <w:pPr>
-        <w:spacing w:after="160" w:line="336" w:lineRule="auto"/>
+        <w:spacing w:after="140" w:line="336" w:lineRule="auto"/>
       </w:pPr>
       <w:r>
         <w:rPr>
+          <w:rFonts w:ascii="Georgia" w:hAnsi="Georgia"/>
           <w:b w:val="0"/>
           <w:i w:val="0"/>
-          <w:color w:val="1E1B4B"/>
-          <w:sz w:val="22"/>
+          <w:color w:val="33333D"/>
+          <w:sz w:val="21"/>
         </w:rPr>
-        <w:t>Third-level headings appear in orange for visual variety.</w:t>
+        <w:t>Third-level headings use an amber-gold accent. They are ideal for specific topics, definitions, or worked examples within a section.</w:t>
       </w:r>
     </w:p>
     <w:tbl>
@@ -192,33 +224,44 @@
         <w:tblW w:type="auto" w:w="0"/>
         <w:jc w:val="center"/>
         <w:tblLook w:firstColumn="1" w:firstRow="1" w:lastColumn="0" w:lastRow="0" w:noHBand="0" w:noVBand="1" w:val="04A0"/>
+        <w:tblW w:w="5000" w:type="pct"/>
       </w:tblPr>
       <w:tblGrid>
-        <w:gridCol w:w="9406"/>
+        <w:gridCol w:w="9066"/>
       </w:tblGrid>
       <w:tr>
         <w:tc>
           <w:tcPr>
-            <w:tcW w:type="dxa" w:w="9406"/>
-            <w:shd w:fill="F3E8FF" w:val="clear"/>
+            <w:tcW w:type="dxa" w:w="9066"/>
+            <w:shd w:fill="F5F3FF" w:val="clear"/>
             <w:tcBorders>
-              <w:top w:val="single" w:sz="12" w:color="6B21A8" w:space="0"/>
-              <w:left w:val="single" w:sz="12" w:color="6B21A8" w:space="0"/>
-              <w:bottom w:val="single" w:sz="12" w:color="6B21A8" w:space="0"/>
-              <w:right w:val="single" w:sz="12" w:color="6B21A8" w:space="0"/>
+              <w:left w:val="single" w:sz="36" w:color="4C1D95" w:space="0"/>
+              <w:top w:val="single" w:sz="4" w:color="D8B4FE" w:space="0"/>
+              <w:bottom w:val="single" w:sz="4" w:color="D8B4FE" w:space="0"/>
+              <w:right w:val="single" w:sz="4" w:color="D8B4FE" w:space="0"/>
             </w:tcBorders>
+            <w:tcMar>
+              <w:top w:w="160" w:type="dxa"/>
+              <w:bottom w:w="160" w:type="dxa"/>
+              <w:start w:w="160" w:type="dxa"/>
+              <w:end w:w="160" w:type="dxa"/>
+            </w:tcMar>
           </w:tcPr>
           <w:p>
             <w:pPr>
-              <w:jc w:val="center"/>
+              <w:spacing w:before="200" w:after="200"/>
+              <w:jc w:val="left"/>
+              <w:ind w:left="120" w:right="120"/>
             </w:pPr>
             <w:r>
               <w:rPr>
+                <w:rFonts w:ascii="Georgia" w:hAnsi="Georgia"/>
                 <w:b/>
-                <w:color w:val="6B21A8"/>
-                <w:sz w:val="24"/>
+                <w:i/>
+                <w:color w:val="4C1D95"/>
+                <w:sz w:val="21"/>
               </w:rPr>
-              <w:t>This is a highlight box — use it for key takeaways or important formulas.</w:t>
+              <w:t>Key Takeaway — This is a highlight box with a left accent border. Use it for important formulas, key insights, or critical points you want the reader to remember.</w:t>
             </w:r>
           </w:p>
         </w:tc>
@@ -230,11 +273,22 @@
         <w:pStyle w:val="Heading2"/>
       </w:pPr>
       <w:r>
+        <w:t>Table Example</w:t>
+      </w:r>
+    </w:p>
+    <w:p>
+      <w:pPr>
+        <w:spacing w:after="140" w:line="336" w:lineRule="auto"/>
+      </w:pPr>
+      <w:r>
         <w:rPr>
-          <w:color w:val="DB2777"/>
-          <w:sz w:val="36"/>
+          <w:rFonts w:ascii="Georgia" w:hAnsi="Georgia"/>
+          <w:b w:val="0"/>
+          <w:i w:val="0"/>
+          <w:color w:val="33333D"/>
+          <w:sz w:val="21"/>
         </w:rPr>
-        <w:t>Table Example</w:t>
+        <w:t>Tables use the branded deep-purple header with subtle alternating row shading for easy reading:</w:t>
       </w:r>
     </w:p>
     <w:tbl>
@@ -244,26 +298,34 @@
         <w:tblLook w:firstColumn="1" w:firstRow="1" w:lastColumn="0" w:lastRow="0" w:noHBand="0" w:noVBand="1" w:val="04A0"/>
       </w:tblPr>
       <w:tblGrid>
-        <w:gridCol w:w="3135"/>
-        <w:gridCol w:w="3135"/>
-        <w:gridCol w:w="3135"/>
+        <w:gridCol w:w="3022"/>
+        <w:gridCol w:w="3022"/>
+        <w:gridCol w:w="3022"/>
       </w:tblGrid>
       <w:tr>
         <w:tc>
           <w:tcPr>
-            <w:tcW w:type="dxa" w:w="3135"/>
-            <w:shd w:fill="6B21A8" w:val="clear"/>
+            <w:tcW w:type="dxa" w:w="3022"/>
+            <w:shd w:fill="4C1D95" w:val="clear"/>
+            <w:tcBorders>
+              <w:top w:val="single" w:sz="4" w:color="4C1D95" w:space="0"/>
+              <w:left w:val="single" w:sz="4" w:color="4C1D95" w:space="0"/>
+              <w:bottom w:val="single" w:sz="4" w:color="4C1D95" w:space="0"/>
+              <w:right w:val="single" w:sz="4" w:color="4C1D95" w:space="0"/>
+            </w:tcBorders>
           </w:tcPr>
           <w:p>
             <w:pPr>
+              <w:spacing w:before="100" w:after="100"/>
               <w:jc w:val="center"/>
             </w:pPr>
             <w:r/>
             <w:r>
               <w:rPr>
+                <w:rFonts w:ascii="Georgia" w:hAnsi="Georgia"/>
                 <w:b/>
                 <w:color w:val="FFFFFF"/>
-                <w:sz w:val="20"/>
+                <w:sz w:val="18"/>
               </w:rPr>
               <w:t>Column A</w:t>
             </w:r>
@@ -271,19 +333,27 @@
         </w:tc>
         <w:tc>
           <w:tcPr>
-            <w:tcW w:type="dxa" w:w="3135"/>
-            <w:shd w:fill="6B21A8" w:val="clear"/>
+            <w:tcW w:type="dxa" w:w="3022"/>
+            <w:shd w:fill="4C1D95" w:val="clear"/>
+            <w:tcBorders>
+              <w:top w:val="single" w:sz="4" w:color="4C1D95" w:space="0"/>
+              <w:left w:val="single" w:sz="4" w:color="4C1D95" w:space="0"/>
+              <w:bottom w:val="single" w:sz="4" w:color="4C1D95" w:space="0"/>
+              <w:right w:val="single" w:sz="4" w:color="4C1D95" w:space="0"/>
+            </w:tcBorders>
           </w:tcPr>
           <w:p>
             <w:pPr>
+              <w:spacing w:before="100" w:after="100"/>
               <w:jc w:val="center"/>
             </w:pPr>
             <w:r/>
             <w:r>
               <w:rPr>
+                <w:rFonts w:ascii="Georgia" w:hAnsi="Georgia"/>
                 <w:b/>
                 <w:color w:val="FFFFFF"/>
-                <w:sz w:val="20"/>
+                <w:sz w:val="18"/>
               </w:rPr>
               <w:t>Column B</w:t>
             </w:r>
@@ -291,19 +361,27 @@
         </w:tc>
         <w:tc>
           <w:tcPr>
-            <w:tcW w:type="dxa" w:w="3135"/>
-            <w:shd w:fill="6B21A8" w:val="clear"/>
+            <w:tcW w:type="dxa" w:w="3022"/>
+            <w:shd w:fill="4C1D95" w:val="clear"/>
+            <w:tcBorders>
+              <w:top w:val="single" w:sz="4" w:color="4C1D95" w:space="0"/>
+              <w:left w:val="single" w:sz="4" w:color="4C1D95" w:space="0"/>
+              <w:bottom w:val="single" w:sz="4" w:color="4C1D95" w:space="0"/>
+              <w:right w:val="single" w:sz="4" w:color="4C1D95" w:space="0"/>
+            </w:tcBorders>
           </w:tcPr>
           <w:p>
             <w:pPr>
+              <w:spacing w:before="100" w:after="100"/>
               <w:jc w:val="center"/>
             </w:pPr>
             <w:r/>
             <w:r>
               <w:rPr>
+                <w:rFonts w:ascii="Georgia" w:hAnsi="Georgia"/>
                 <w:b/>
                 <w:color w:val="FFFFFF"/>
-                <w:sz w:val="20"/>
+                <w:sz w:val="18"/>
               </w:rPr>
               <w:t>Column C</w:t>
             </w:r>
@@ -313,18 +391,26 @@
       <w:tr>
         <w:tc>
           <w:tcPr>
-            <w:tcW w:type="dxa" w:w="3135"/>
-            <w:shd w:fill="F3E8FF" w:val="clear"/>
+            <w:tcW w:type="dxa" w:w="3022"/>
+            <w:shd w:fill="F5F3FF" w:val="clear"/>
+            <w:tcBorders>
+              <w:top w:val="single" w:sz="2" w:color="E9D5FF" w:space="0"/>
+              <w:left w:val="single" w:sz="2" w:color="E9D5FF" w:space="0"/>
+              <w:bottom w:val="single" w:sz="2" w:color="E9D5FF" w:space="0"/>
+              <w:right w:val="single" w:sz="2" w:color="E9D5FF" w:space="0"/>
+            </w:tcBorders>
           </w:tcPr>
           <w:p>
             <w:pPr>
+              <w:spacing w:before="80" w:after="80"/>
               <w:jc w:val="center"/>
             </w:pPr>
             <w:r/>
             <w:r>
               <w:rPr>
-                <w:color w:val="1E1B4B"/>
-                <w:sz w:val="20"/>
+                <w:rFonts w:ascii="Georgia" w:hAnsi="Georgia"/>
+                <w:color w:val="33333D"/>
+                <w:sz w:val="18"/>
               </w:rPr>
               <w:t>Row 1 Data</w:t>
             </w:r>
@@ -332,37 +418,53 @@
         </w:tc>
         <w:tc>
           <w:tcPr>
-            <w:tcW w:type="dxa" w:w="3135"/>
-            <w:shd w:fill="F3E8FF" w:val="clear"/>
+            <w:tcW w:type="dxa" w:w="3022"/>
+            <w:shd w:fill="F5F3FF" w:val="clear"/>
+            <w:tcBorders>
+              <w:top w:val="single" w:sz="2" w:color="E9D5FF" w:space="0"/>
+              <w:left w:val="single" w:sz="2" w:color="E9D5FF" w:space="0"/>
+              <w:bottom w:val="single" w:sz="2" w:color="E9D5FF" w:space="0"/>
+              <w:right w:val="single" w:sz="2" w:color="E9D5FF" w:space="0"/>
+            </w:tcBorders>
           </w:tcPr>
           <w:p>
             <w:pPr>
+              <w:spacing w:before="80" w:after="80"/>
               <w:jc w:val="center"/>
             </w:pPr>
             <w:r/>
             <w:r>
               <w:rPr>
-                <w:color w:val="1E1B4B"/>
-                <w:sz w:val="20"/>
+                <w:rFonts w:ascii="Georgia" w:hAnsi="Georgia"/>
+                <w:color w:val="33333D"/>
+                <w:sz w:val="18"/>
               </w:rPr>
-              <w:t>Example</w:t>
+              <w:t>Example text</w:t>
             </w:r>
           </w:p>
         </w:tc>
         <w:tc>
           <w:tcPr>
-            <w:tcW w:type="dxa" w:w="3135"/>
-            <w:shd w:fill="F3E8FF" w:val="clear"/>
+            <w:tcW w:type="dxa" w:w="3022"/>
+            <w:shd w:fill="F5F3FF" w:val="clear"/>
+            <w:tcBorders>
+              <w:top w:val="single" w:sz="2" w:color="E9D5FF" w:space="0"/>
+              <w:left w:val="single" w:sz="2" w:color="E9D5FF" w:space="0"/>
+              <w:bottom w:val="single" w:sz="2" w:color="E9D5FF" w:space="0"/>
+              <w:right w:val="single" w:sz="2" w:color="E9D5FF" w:space="0"/>
+            </w:tcBorders>
           </w:tcPr>
           <w:p>
             <w:pPr>
+              <w:spacing w:before="80" w:after="80"/>
               <w:jc w:val="center"/>
             </w:pPr>
             <w:r/>
             <w:r>
               <w:rPr>
-                <w:color w:val="1E1B4B"/>
-                <w:sz w:val="20"/>
+                <w:rFonts w:ascii="Georgia" w:hAnsi="Georgia"/>
+                <w:color w:val="33333D"/>
+                <w:sz w:val="18"/>
               </w:rPr>
               <w:t>Value</w:t>
             </w:r>
@@ -372,17 +474,26 @@
       <w:tr>
         <w:tc>
           <w:tcPr>
-            <w:tcW w:type="dxa" w:w="3135"/>
+            <w:tcW w:type="dxa" w:w="3022"/>
+            <w:shd w:fill="FFFFFF" w:val="clear"/>
+            <w:tcBorders>
+              <w:top w:val="single" w:sz="2" w:color="E9D5FF" w:space="0"/>
+              <w:left w:val="single" w:sz="2" w:color="E9D5FF" w:space="0"/>
+              <w:bottom w:val="single" w:sz="2" w:color="E9D5FF" w:space="0"/>
+              <w:right w:val="single" w:sz="2" w:color="E9D5FF" w:space="0"/>
+            </w:tcBorders>
           </w:tcPr>
           <w:p>
             <w:pPr>
+              <w:spacing w:before="80" w:after="80"/>
               <w:jc w:val="center"/>
             </w:pPr>
             <w:r/>
             <w:r>
               <w:rPr>
-                <w:color w:val="1E1B4B"/>
-                <w:sz w:val="20"/>
+                <w:rFonts w:ascii="Georgia" w:hAnsi="Georgia"/>
+                <w:color w:val="33333D"/>
+                <w:sz w:val="18"/>
               </w:rPr>
               <w:t>Row 2 Data</w:t>
             </w:r>
@@ -390,35 +501,53 @@
         </w:tc>
         <w:tc>
           <w:tcPr>
-            <w:tcW w:type="dxa" w:w="3135"/>
+            <w:tcW w:type="dxa" w:w="3022"/>
+            <w:shd w:fill="FFFFFF" w:val="clear"/>
+            <w:tcBorders>
+              <w:top w:val="single" w:sz="2" w:color="E9D5FF" w:space="0"/>
+              <w:left w:val="single" w:sz="2" w:color="E9D5FF" w:space="0"/>
+              <w:bottom w:val="single" w:sz="2" w:color="E9D5FF" w:space="0"/>
+              <w:right w:val="single" w:sz="2" w:color="E9D5FF" w:space="0"/>
+            </w:tcBorders>
           </w:tcPr>
           <w:p>
             <w:pPr>
+              <w:spacing w:before="80" w:after="80"/>
               <w:jc w:val="center"/>
             </w:pPr>
             <w:r/>
             <w:r>
               <w:rPr>
-                <w:color w:val="1E1B4B"/>
-                <w:sz w:val="20"/>
+                <w:rFonts w:ascii="Georgia" w:hAnsi="Georgia"/>
+                <w:color w:val="33333D"/>
+                <w:sz w:val="18"/>
               </w:rPr>
-              <w:t>Example</w:t>
+              <w:t>Example text</w:t>
             </w:r>
           </w:p>
         </w:tc>
         <w:tc>
           <w:tcPr>
-            <w:tcW w:type="dxa" w:w="3135"/>
+            <w:tcW w:type="dxa" w:w="3022"/>
+            <w:shd w:fill="FFFFFF" w:val="clear"/>
+            <w:tcBorders>
+              <w:top w:val="single" w:sz="2" w:color="E9D5FF" w:space="0"/>
+              <w:left w:val="single" w:sz="2" w:color="E9D5FF" w:space="0"/>
+              <w:bottom w:val="single" w:sz="2" w:color="E9D5FF" w:space="0"/>
+              <w:right w:val="single" w:sz="2" w:color="E9D5FF" w:space="0"/>
+            </w:tcBorders>
           </w:tcPr>
           <w:p>
             <w:pPr>
+              <w:spacing w:before="80" w:after="80"/>
               <w:jc w:val="center"/>
             </w:pPr>
             <w:r/>
             <w:r>
               <w:rPr>
-                <w:color w:val="1E1B4B"/>
-                <w:sz w:val="20"/>
+                <w:rFonts w:ascii="Georgia" w:hAnsi="Georgia"/>
+                <w:color w:val="33333D"/>
+                <w:sz w:val="18"/>
               </w:rPr>
               <w:t>Value</w:t>
             </w:r>
@@ -428,18 +557,26 @@
       <w:tr>
         <w:tc>
           <w:tcPr>
-            <w:tcW w:type="dxa" w:w="3135"/>
-            <w:shd w:fill="F3E8FF" w:val="clear"/>
+            <w:tcW w:type="dxa" w:w="3022"/>
+            <w:shd w:fill="F5F3FF" w:val="clear"/>
+            <w:tcBorders>
+              <w:top w:val="single" w:sz="2" w:color="E9D5FF" w:space="0"/>
+              <w:left w:val="single" w:sz="2" w:color="E9D5FF" w:space="0"/>
+              <w:bottom w:val="single" w:sz="2" w:color="E9D5FF" w:space="0"/>
+              <w:right w:val="single" w:sz="2" w:color="E9D5FF" w:space="0"/>
+            </w:tcBorders>
           </w:tcPr>
           <w:p>
             <w:pPr>
+              <w:spacing w:before="80" w:after="80"/>
               <w:jc w:val="center"/>
             </w:pPr>
             <w:r/>
             <w:r>
               <w:rPr>
-                <w:color w:val="1E1B4B"/>
-                <w:sz w:val="20"/>
+                <w:rFonts w:ascii="Georgia" w:hAnsi="Georgia"/>
+                <w:color w:val="33333D"/>
+                <w:sz w:val="18"/>
               </w:rPr>
               <w:t>Row 3 Data</w:t>
             </w:r>
@@ -447,37 +584,136 @@
         </w:tc>
         <w:tc>
           <w:tcPr>
-            <w:tcW w:type="dxa" w:w="3135"/>
-            <w:shd w:fill="F3E8FF" w:val="clear"/>
+            <w:tcW w:type="dxa" w:w="3022"/>
+            <w:shd w:fill="F5F3FF" w:val="clear"/>
+            <w:tcBorders>
+              <w:top w:val="single" w:sz="2" w:color="E9D5FF" w:space="0"/>
+              <w:left w:val="single" w:sz="2" w:color="E9D5FF" w:space="0"/>
+              <w:bottom w:val="single" w:sz="2" w:color="E9D5FF" w:space="0"/>
+              <w:right w:val="single" w:sz="2" w:color="E9D5FF" w:space="0"/>
+            </w:tcBorders>
           </w:tcPr>
           <w:p>
             <w:pPr>
+              <w:spacing w:before="80" w:after="80"/>
               <w:jc w:val="center"/>
             </w:pPr>
             <w:r/>
             <w:r>
               <w:rPr>
-                <w:color w:val="1E1B4B"/>
-                <w:sz w:val="20"/>
+                <w:rFonts w:ascii="Georgia" w:hAnsi="Georgia"/>
+                <w:color w:val="33333D"/>
+                <w:sz w:val="18"/>
               </w:rPr>
-              <w:t>Example</w:t>
+              <w:t>Example text</w:t>
             </w:r>
           </w:p>
         </w:tc>
         <w:tc>
           <w:tcPr>
-            <w:tcW w:type="dxa" w:w="3135"/>
-            <w:shd w:fill="F3E8FF" w:val="clear"/>
+            <w:tcW w:type="dxa" w:w="3022"/>
+            <w:shd w:fill="F5F3FF" w:val="clear"/>
+            <w:tcBorders>
+              <w:top w:val="single" w:sz="2" w:color="E9D5FF" w:space="0"/>
+              <w:left w:val="single" w:sz="2" w:color="E9D5FF" w:space="0"/>
+              <w:bottom w:val="single" w:sz="2" w:color="E9D5FF" w:space="0"/>
+              <w:right w:val="single" w:sz="2" w:color="E9D5FF" w:space="0"/>
+            </w:tcBorders>
           </w:tcPr>
           <w:p>
             <w:pPr>
+              <w:spacing w:before="80" w:after="80"/>
               <w:jc w:val="center"/>
             </w:pPr>
             <w:r/>
             <w:r>
               <w:rPr>
-                <w:color w:val="1E1B4B"/>
-                <w:sz w:val="20"/>
+                <w:rFonts w:ascii="Georgia" w:hAnsi="Georgia"/>
+                <w:color w:val="33333D"/>
+                <w:sz w:val="18"/>
+              </w:rPr>
+              <w:t>Value</w:t>
+            </w:r>
+          </w:p>
+        </w:tc>
+      </w:tr>
+      <w:tr>
+        <w:tc>
+          <w:tcPr>
+            <w:tcW w:type="dxa" w:w="3022"/>
+            <w:shd w:fill="FFFFFF" w:val="clear"/>
+            <w:tcBorders>
+              <w:top w:val="single" w:sz="2" w:color="E9D5FF" w:space="0"/>
+              <w:left w:val="single" w:sz="2" w:color="E9D5FF" w:space="0"/>
+              <w:bottom w:val="single" w:sz="2" w:color="E9D5FF" w:space="0"/>
+              <w:right w:val="single" w:sz="2" w:color="E9D5FF" w:space="0"/>
+            </w:tcBorders>
+          </w:tcPr>
+          <w:p>
+            <w:pPr>
+              <w:spacing w:before="80" w:after="80"/>
+              <w:jc w:val="center"/>
+            </w:pPr>
+            <w:r/>
+            <w:r>
+              <w:rPr>
+                <w:rFonts w:ascii="Georgia" w:hAnsi="Georgia"/>
+                <w:color w:val="33333D"/>
+                <w:sz w:val="18"/>
+              </w:rPr>
+              <w:t>Row 4 Data</w:t>
+            </w:r>
+          </w:p>
+        </w:tc>
+        <w:tc>
+          <w:tcPr>
+            <w:tcW w:type="dxa" w:w="3022"/>
+            <w:shd w:fill="FFFFFF" w:val="clear"/>
+            <w:tcBorders>
+              <w:top w:val="single" w:sz="2" w:color="E9D5FF" w:space="0"/>
+              <w:left w:val="single" w:sz="2" w:color="E9D5FF" w:space="0"/>
+              <w:bottom w:val="single" w:sz="2" w:color="E9D5FF" w:space="0"/>
+              <w:right w:val="single" w:sz="2" w:color="E9D5FF" w:space="0"/>
+            </w:tcBorders>
+          </w:tcPr>
+          <w:p>
+            <w:pPr>
+              <w:spacing w:before="80" w:after="80"/>
+              <w:jc w:val="center"/>
+            </w:pPr>
+            <w:r/>
+            <w:r>
+              <w:rPr>
+                <w:rFonts w:ascii="Georgia" w:hAnsi="Georgia"/>
+                <w:color w:val="33333D"/>
+                <w:sz w:val="18"/>
+              </w:rPr>
+              <w:t>Example text</w:t>
+            </w:r>
+          </w:p>
+        </w:tc>
+        <w:tc>
+          <w:tcPr>
+            <w:tcW w:type="dxa" w:w="3022"/>
+            <w:shd w:fill="FFFFFF" w:val="clear"/>
+            <w:tcBorders>
+              <w:top w:val="single" w:sz="2" w:color="E9D5FF" w:space="0"/>
+              <w:left w:val="single" w:sz="2" w:color="E9D5FF" w:space="0"/>
+              <w:bottom w:val="single" w:sz="2" w:color="E9D5FF" w:space="0"/>
+              <w:right w:val="single" w:sz="2" w:color="E9D5FF" w:space="0"/>
+            </w:tcBorders>
+          </w:tcPr>
+          <w:p>
+            <w:pPr>
+              <w:spacing w:before="80" w:after="80"/>
+              <w:jc w:val="center"/>
+            </w:pPr>
+            <w:r/>
+            <w:r>
+              <w:rPr>
+                <w:rFonts w:ascii="Georgia" w:hAnsi="Georgia"/>
+                <w:color w:val="33333D"/>
+                <w:sz w:val="18"/>
               </w:rPr>
               <w:t>Value</w:t>
             </w:r>
@@ -488,16 +724,17 @@
     <w:p/>
     <w:p>
       <w:pPr>
-        <w:spacing w:after="160" w:line="336" w:lineRule="auto"/>
+        <w:spacing w:after="140" w:line="336" w:lineRule="auto"/>
       </w:pPr>
       <w:r>
         <w:rPr>
+          <w:rFonts w:ascii="Georgia" w:hAnsi="Georgia"/>
           <w:b w:val="0"/>
           <w:i w:val="0"/>
-          <w:color w:val="1E1B4B"/>
-          <w:sz w:val="22"/>
+          <w:color w:val="33333D"/>
+          <w:sz w:val="21"/>
         </w:rPr>
-        <w:t>The table above uses the branded purple header style with alternating row shading.</w:t>
+        <w:t>Use as many tables as needed. The styling is automatically applied by the template.</w:t>
       </w:r>
     </w:p>
     <w:p>
@@ -510,66 +747,47 @@
         <w:pStyle w:val="Heading1"/>
       </w:pPr>
       <w:r>
-        <w:rPr>
-          <w:color w:val="6B21A8"/>
-          <w:sz w:val="52"/>
-        </w:rPr>
         <w:t>Chapter 2 — Another Section</w:t>
       </w:r>
     </w:p>
     <w:p>
       <w:pPr>
-        <w:spacing w:after="160" w:line="336" w:lineRule="auto"/>
+        <w:spacing w:after="140" w:line="336" w:lineRule="auto"/>
       </w:pPr>
       <w:r>
         <w:rPr>
+          <w:rFonts w:ascii="Georgia" w:hAnsi="Georgia"/>
           <w:b w:val="0"/>
           <w:i w:val="0"/>
-          <w:color w:val="1E1B4B"/>
-          <w:sz w:val="22"/>
+          <w:color w:val="33333D"/>
+          <w:sz w:val="21"/>
         </w:rPr>
-        <w:t>Continue adding content here. Each chapter can have its own heading, body text, tables, and highlight boxes.</w:t>
+        <w:t>Continue adding chapters as needed. Each MoneyRules guide should aim for approximately 10 pages of clearly structured, accessible content that delivers genuine value to the reader.</w:t>
       </w:r>
     </w:p>
-    <w:p/>
+    <w:p>
+      <w:pPr>
+        <w:spacing w:after="140" w:line="336" w:lineRule="auto"/>
+      </w:pPr>
+      <w:r>
+        <w:rPr>
+          <w:rFonts w:ascii="Georgia" w:hAnsi="Georgia"/>
+          <w:b w:val="0"/>
+          <w:i w:val="0"/>
+          <w:color w:val="33333D"/>
+          <w:sz w:val="21"/>
+        </w:rPr>
+        <w:t>Remember: the goal is not to fill pages, but to communicate financial concepts in a way that is clear, practical, and actionable.</w:t>
+      </w:r>
+    </w:p>
     <w:p/>
     <w:p>
       <w:pPr>
         <w:jc w:val="center"/>
+        <w:pBdr>
+          <w:bottom w:val="single" w:sz="6" w:space="1" w:color="4C1D95"/>
+        </w:pBdr>
       </w:pPr>
-      <w:r>
-        <w:rPr>
-          <w:b/>
-          <w:color w:val="6B21A8"/>
-          <w:sz w:val="32"/>
-        </w:rPr>
-        <w:t>Thank you for reading!</w:t>
-      </w:r>
-    </w:p>
-    <w:p>
-      <w:pPr>
-        <w:jc w:val="center"/>
-      </w:pPr>
-      <w:r>
-        <w:rPr>
-          <w:color w:val="DB2777"/>
-          <w:sz w:val="26"/>
-        </w:rPr>
-        <w:t>Income Online — Your Guide to Earning More</w:t>
-      </w:r>
-    </w:p>
-    <w:p>
-      <w:pPr>
-        <w:jc w:val="center"/>
-      </w:pPr>
-      <w:r>
-        <w:rPr>
-          <w:b/>
-          <w:color w:val="EA580C"/>
-          <w:sz w:val="24"/>
-        </w:rPr>
-        <w:t>www.incomeonline.info</w:t>
-      </w:r>
     </w:p>
     <w:p/>
     <w:p>
@@ -578,9 +796,79 @@
       </w:pPr>
       <w:r>
         <w:rPr>
+          <w:rFonts w:ascii="Georgia" w:hAnsi="Georgia"/>
           <w:i/>
-          <w:color w:val="4B5563"/>
-          <w:sz w:val="18"/>
+          <w:color w:val="4C1D95"/>
+          <w:sz w:val="28"/>
+        </w:rPr>
+        <w:t>Thank you for reading.</w:t>
+      </w:r>
+    </w:p>
+    <w:p/>
+    <w:p>
+      <w:pPr>
+        <w:spacing w:after="40"/>
+        <w:jc w:val="center"/>
+      </w:pPr>
+      <w:r>
+        <w:rPr>
+          <w:rFonts w:ascii="Georgia" w:hAnsi="Georgia"/>
+          <w:b/>
+          <w:color w:val="4C1D95"/>
+          <w:sz w:val="24"/>
+        </w:rPr>
+        <w:t>Income Online</w:t>
+      </w:r>
+    </w:p>
+    <w:p>
+      <w:pPr>
+        <w:spacing w:after="40"/>
+        <w:jc w:val="center"/>
+      </w:pPr>
+      <w:r>
+        <w:rPr>
+          <w:rFonts w:ascii="Georgia" w:hAnsi="Georgia"/>
+          <w:i/>
+          <w:color w:val="BE185D"/>
+          <w:sz w:val="20"/>
+        </w:rPr>
+        <w:t>Your Guide to Earning More</w:t>
+      </w:r>
+    </w:p>
+    <w:p>
+      <w:pPr>
+        <w:spacing w:after="400"/>
+        <w:jc w:val="center"/>
+      </w:pPr>
+      <w:r>
+        <w:rPr>
+          <w:rFonts w:ascii="Georgia" w:hAnsi="Georgia"/>
+          <w:b/>
+          <w:color w:val="BE185D"/>
+          <w:sz w:val="20"/>
+        </w:rPr>
+        <w:t>www.incomeonline.info</w:t>
+      </w:r>
+    </w:p>
+    <w:p>
+      <w:pPr>
+        <w:jc w:val="center"/>
+        <w:pBdr>
+          <w:top w:val="single" w:sz="6" w:space="1" w:color="4C1D95"/>
+        </w:pBdr>
+      </w:pPr>
+    </w:p>
+    <w:p/>
+    <w:p>
+      <w:pPr>
+        <w:jc w:val="center"/>
+      </w:pPr>
+      <w:r>
+        <w:rPr>
+          <w:rFonts w:ascii="Georgia" w:hAnsi="Georgia"/>
+          <w:i/>
+          <w:color w:val="94A3B8"/>
+          <w:sz w:val="15"/>
         </w:rPr>
         <w:t>© 2025 Income Online. All Rights Reserved.</w:t>
         <w:br/>
@@ -590,14 +878,14 @@
     <w:sectPr>
       <w:footerReference w:type="default" r:id="rId9"/>
       <w:pgSz w:w="12240" w:h="15840"/>
-      <w:pgMar w:top="1417" w:right="1417" w:bottom="1417" w:left="1417" w:header="720" w:footer="720" w:gutter="0"/>
+      <w:pgMar w:top="1587" w:right="1587" w:bottom="1417" w:left="1587" w:header="720" w:footer="720" w:gutter="0"/>
       <w:cols w:space="720"/>
       <w:docGrid w:linePitch="360"/>
       <w:pgBorders w:offsetFrom="page">
-        <w:top w:val="single" w:sz="24" w:space="24" w:color="DB2777"/>
-        <w:left w:val="single" w:sz="24" w:space="24" w:color="DB2777"/>
-        <w:bottom w:val="single" w:sz="24" w:space="24" w:color="DB2777"/>
-        <w:right w:val="single" w:sz="24" w:space="24" w:color="DB2777"/>
+        <w:top w:val="thinThickSmallGap" w:sz="36" w:space="20" w:color="4C1D95"/>
+        <w:bottom w:val="thickThinSmallGap" w:sz="36" w:space="20" w:color="4C1D95"/>
+        <w:left w:val="thinThickSmallGap" w:sz="36" w:space="20" w:color="4C1D95"/>
+        <w:right w:val="thickThinSmallGap" w:sz="36" w:space="20" w:color="4C1D95"/>
       </w:pgBorders>
     </w:sectPr>
   </w:body>
@@ -609,38 +897,62 @@
   <w:p>
     <w:pPr>
       <w:pStyle w:val="Footer"/>
-      <w:jc w:val="left"/>
+      <w:pBdr>
+        <w:top w:val="single" w:sz="6" w:space="4" w:color="4C1D95"/>
+      </w:pBdr>
+      <w:spacing w:before="0" w:after="40"/>
       <w:tabs>
+        <w:tab w:val="center" w:pos="4680"/>
         <w:tab w:val="right" w:pos="9360"/>
       </w:tabs>
     </w:pPr>
     <w:r>
       <w:rPr>
-        <w:color w:val="4B5563"/>
-        <w:sz w:val="18"/>
+        <w:rFonts w:ascii="Georgia" w:hAnsi="Georgia"/>
+        <w:color w:val="64748B"/>
+        <w:sz w:val="16"/>
       </w:rPr>
       <w:t xml:space="preserve">Page </w:t>
     </w:r>
     <w:r>
+      <w:rPr>
+        <w:rFonts w:ascii="Georgia" w:hAnsi="Georgia"/>
+        <w:color w:val="64748B"/>
+        <w:sz w:val="16"/>
+      </w:rPr>
       <w:fldChar w:fldCharType="begin"/>
     </w:r>
     <w:r>
+      <w:rPr>
+        <w:color w:val="64748B"/>
+        <w:sz w:val="16"/>
+      </w:rPr>
       <w:instrText xml:space="preserve"> PAGE </w:instrText>
     </w:r>
     <w:r>
       <w:fldChar w:fldCharType="end"/>
     </w:r>
     <w:r>
-      <w:rPr>
-        <w:sz w:val="18"/>
-      </w:rPr>
       <w:tab/>
     </w:r>
     <w:r>
       <w:rPr>
-        <w:b/>
-        <w:color w:val="DB2777"/>
-        <w:sz w:val="18"/>
+        <w:rFonts w:ascii="Georgia" w:hAnsi="Georgia"/>
+        <w:i/>
+        <w:color w:val="94A3B8"/>
+        <w:sz w:val="14"/>
+      </w:rPr>
+      <w:t>MoneyRules Series</w:t>
+    </w:r>
+    <w:r>
+      <w:tab/>
+    </w:r>
+    <w:r>
+      <w:rPr>
+        <w:rFonts w:ascii="Georgia" w:hAnsi="Georgia"/>
+        <w:b/>
+        <w:color w:val="BE185D"/>
+        <w:sz w:val="16"/>
       </w:rPr>
       <w:t>www.incomeonline.info</w:t>
     </w:r>
@@ -1011,10 +1323,13 @@
     <w:name w:val="Normal"/>
     <w:qFormat/>
     <w:rsid w:val="00FC693F"/>
+    <w:pPr>
+      <w:spacing w:after="120" w:line="324" w:lineRule="auto"/>
+    </w:pPr>
     <w:rPr>
-      <w:rFonts w:ascii="Calibri" w:hAnsi="Calibri"/>
-      <w:color w:val="1E1B4B"/>
-      <w:sz w:val="22"/>
+      <w:rFonts w:ascii="Georgia" w:hAnsi="Georgia"/>
+      <w:color w:val="33333D"/>
+      <w:sz w:val="21"/>
     </w:rPr>
   </w:style>
   <w:style w:type="paragraph" w:styleId="Header">
@@ -1072,15 +1387,15 @@
     <w:pPr>
       <w:keepNext/>
       <w:keepLines/>
-      <w:spacing w:before="480" w:after="0"/>
+      <w:spacing w:before="480" w:after="160"/>
       <w:outlineLvl w:val="0"/>
     </w:pPr>
     <w:rPr>
-      <w:rFonts w:asciiTheme="majorHAnsi" w:eastAsiaTheme="majorEastAsia" w:hAnsiTheme="majorHAnsi" w:cstheme="majorBidi"/>
+      <w:rFonts w:asciiTheme="majorHAnsi" w:eastAsiaTheme="majorEastAsia" w:hAnsiTheme="majorHAnsi" w:cstheme="majorBidi" w:ascii="Georgia" w:hAnsi="Georgia"/>
       <w:b/>
       <w:bCs/>
-      <w:color w:val="365F91" w:themeColor="accent1" w:themeShade="BF"/>
-      <w:sz w:val="28"/>
+      <w:color w:val="4C1D95"/>
+      <w:sz w:val="44"/>
       <w:szCs w:val="28"/>
     </w:rPr>
   </w:style>
@@ -1096,15 +1411,15 @@
     <w:pPr>
       <w:keepNext/>
       <w:keepLines/>
-      <w:spacing w:before="200" w:after="0"/>
+      <w:spacing w:before="320" w:after="160"/>
       <w:outlineLvl w:val="1"/>
     </w:pPr>
     <w:rPr>
-      <w:rFonts w:asciiTheme="majorHAnsi" w:eastAsiaTheme="majorEastAsia" w:hAnsiTheme="majorHAnsi" w:cstheme="majorBidi"/>
+      <w:rFonts w:asciiTheme="majorHAnsi" w:eastAsiaTheme="majorEastAsia" w:hAnsiTheme="majorHAnsi" w:cstheme="majorBidi" w:ascii="Georgia" w:hAnsi="Georgia"/>
       <w:b/>
       <w:bCs/>
-      <w:color w:val="4F81BD" w:themeColor="accent1"/>
-      <w:sz w:val="26"/>
+      <w:color w:val="BE185D"/>
+      <w:sz w:val="30"/>
       <w:szCs w:val="26"/>
     </w:rPr>
   </w:style>
@@ -1120,14 +1435,15 @@
     <w:pPr>
       <w:keepNext/>
       <w:keepLines/>
-      <w:spacing w:before="200" w:after="0"/>
+      <w:spacing w:before="200" w:after="160"/>
       <w:outlineLvl w:val="2"/>
     </w:pPr>
     <w:rPr>
-      <w:rFonts w:asciiTheme="majorHAnsi" w:eastAsiaTheme="majorEastAsia" w:hAnsiTheme="majorHAnsi" w:cstheme="majorBidi"/>
+      <w:rFonts w:asciiTheme="majorHAnsi" w:eastAsiaTheme="majorEastAsia" w:hAnsiTheme="majorHAnsi" w:cstheme="majorBidi" w:ascii="Georgia" w:hAnsi="Georgia"/>
       <w:b/>
       <w:bCs/>
-      <w:color w:val="4F81BD" w:themeColor="accent1"/>
+      <w:color w:val="B45D09"/>
+      <w:sz w:val="24"/>
     </w:rPr>
   </w:style>
   <w:style w:type="paragraph" w:styleId="Heading4">
